--- a/MemoMate_KEC.docx
+++ b/MemoMate_KEC.docx
@@ -157,7 +157,7 @@
               <w:rPr>
                 <w:sz w:val="20"/>
               </w:rPr>
-              <w:t xml:space="preserve">  Srimathi D (Roll No: 22CSR180)</w:t>
+              <w:t xml:space="preserve">  Sriman Kumar V (24CSR301)</w:t>
               <w:br/>
             </w:r>
             <w:r>
@@ -172,15 +172,7 @@
               <w:rPr>
                 <w:sz w:val="19"/>
               </w:rPr>
-              <w:t xml:space="preserve">  Srimathi D (Roll No: 22CSR180)</w:t>
-              <w:br/>
-              <w:t xml:space="preserve">  Team Member 2 (Roll No: 22CSR181)</w:t>
-              <w:br/>
-              <w:t xml:space="preserve">  Team Member 3 (Roll No: 22CSR182)</w:t>
-              <w:br/>
-              <w:t xml:space="preserve">  Team Member 4 (Roll No: 22CSR183)</w:t>
-              <w:br/>
-              <w:t xml:space="preserve">  Team Member 5 (Roll No: 22CSR184)</w:t>
+              <w:t xml:space="preserve">  Sriman Kumar V (24CSR301)</w:t>
               <w:br/>
             </w:r>
             <w:r>
@@ -195,9 +187,7 @@
               <w:rPr>
                 <w:sz w:val="19"/>
               </w:rPr>
-              <w:t xml:space="preserve">  Dr. R. Malathi; Associate Professor, Dept of CSE, KEC</w:t>
-              <w:br/>
-              <w:t xml:space="preserve">  Prof. P. Suresh; Assistant Professor, Dept of CSE, KEC</w:t>
+              <w:t xml:space="preserve">  Dr. M. Geetha M.E., Ph.D.; Associate Professor, CSE</w:t>
             </w:r>
           </w:p>
         </w:tc>
@@ -291,7 +281,7 @@
           <w:rFonts w:ascii="Times New Roman" w:hAnsi="Times New Roman"/>
           <w:sz w:val="21"/>
         </w:rPr>
-        <w:t>Description: Features personalized greeting ('Good Afternoon, Srimathi'), direct baseline assessment launch button, AI voice assistant entry point, accessibility toolbar (English/Hindi/Tamil/Assamese, themes, text sizing), active gamification counters (2-day streak, 134 gems, Level 4 / 983 XP, Rank #1), patient metadata badge, and daily schedule reminders (hydration, memory session, afternoon medication).</w:t>
+        <w:t>Description: Features personalized greeting ('Good Afternoon, Srimathi'), direct baseline assessment launch button, AI voice assistant entry point, accessibility toolbar (English/Hindi/Tamil/Assamese, themes, text sizing), active gamification counters (2-day streak, 134 gems, Level 4 / 983 XP, Rank #1), patient metadata badge, and daily schedule reminders.</w:t>
       </w:r>
     </w:p>
     <w:p>
@@ -362,7 +352,7 @@
           <w:rFonts w:ascii="Times New Roman" w:hAnsi="Times New Roman"/>
           <w:sz w:val="21"/>
         </w:rPr>
-        <w:t>Description: Displays quantitative cognitive domain index scores (Memory Index: 88, Focus &amp; Attention: 89, Recall Speed: 80, Reaction Time: 71) alongside dynamic status indicators ('Improving', 'Focus Needed', 'Consistent'). A 30-day SVG line graph tracks score trajectories across all four cognitive categories to evaluate patient improvement.</w:t>
+        <w:t>Description: Displays quantitative cognitive domain index scores (Memory Index: 88, Focus &amp; Attention: 89, Recall Speed: 80, Reaction Time: 71) alongside dynamic status indicators ('Improving', 'Focus Needed', 'Consistent'). A 30-day SVG line graph tracks score trajectories across all four cognitive categories.</w:t>
       </w:r>
     </w:p>
     <w:p>
@@ -504,7 +494,7 @@
           <w:rFonts w:ascii="Times New Roman" w:hAnsi="Times New Roman"/>
           <w:sz w:val="21"/>
         </w:rPr>
-        <w:t>Description: Presents photo-based family recognition prompts ('Who is this family member?') with portrait imagery, hints ('Daughter • Loves drinking afternoon tea together...'), and multi-choice selections (Meena, Rahul, Ankit). Detailed profile cards show relationship tags, visiting schedules, and doctor contacts to reinforce familiar identities.</w:t>
+        <w:t>Description: Presents photo-based family recognition prompts ('Who is this family member?') with portrait imagery, hints ('Daughter • Loves drinking afternoon tea together...'), and multi-choice selections (Meena, Rahul, Ankit). Detailed profile cards show relationship tags, visiting schedules, and doctor contacts.</w:t>
       </w:r>
     </w:p>
     <w:p>
@@ -575,7 +565,7 @@
           <w:rFonts w:ascii="Times New Roman" w:hAnsi="Times New Roman"/>
           <w:sz w:val="21"/>
         </w:rPr>
-        <w:t>Description: Showcases the 9-game cognitive suite including Quantum Speed Reflex, 3D Dual-N-Back &amp; Number Recall, Spatial Maze Navigator, Acoustic Rhythm &amp; Tone Recall, Card Memory Matrix, Focus Reflex &amp; Math Matrix, Speed Reflex Reaction Test, 3D Holographic Matrix, and 3D Categorical Word Recall with procedural scaling tags and direct play controls.</w:t>
+        <w:t>Description: Showcases the 9-game cognitive suite including Quantum Speed Reflex, 3D Dual-N-Back &amp; Number Recall, Spatial Maze Navigator, Acoustic Rhythm &amp; Tone Recall, Card Memory Matrix, Focus Reflex &amp; Math Matrix, Speed Reflex Reaction Test, 3D Holographic Matrix, and 3D Categorical Word Recall.</w:t>
       </w:r>
     </w:p>
     <w:sectPr>
